--- a/20260826_Binary_1038_Code.docx
+++ b/20260826_Binary_1038_Code.docx
@@ -34,7 +34,7 @@
           <w:rFonts w:ascii="Courier New" w:hAnsi="Courier New"/>
           <w:sz w:val="16"/>
         </w:rPr>
-        <w:t>Pipeline([</w:t>
+        <w:t>best_pipeline = Pipeline([</w:t>
         <w:br/>
         <w:t xml:space="preserve">    ('prep', ColumnTransformer([</w:t>
         <w:br/>
@@ -53,9 +53,19 @@
         <w:t>])</w:t>
         <w:br/>
         <w:br/>
-        <w:t>best_pipeline.fit(X, y)</w:t>
+        <w:t>cv_splits = list(StratifiedKFold(n_splits=5, shuffle=True, random_state=42).split(X, y))</w:t>
         <w:br/>
-        <w:t>permutation_importance(best_pipeline, X, y, scoring='balanced_accuracy', n_repeats=30, random_state=42, n_jobs=-1)</w:t>
+        <w:t>for fold_index, (train_idx, test_idx) in enumerate(cv_splits):</w:t>
+        <w:br/>
+        <w:t xml:space="preserve">    fold_pipeline = clone(best_pipeline)</w:t>
+        <w:br/>
+        <w:t xml:space="preserve">    X_train, X_test = X.iloc[train_idx], X.iloc[test_idx]</w:t>
+        <w:br/>
+        <w:t xml:space="preserve">    y_train, y_test = y.iloc[train_idx], y.iloc[test_idx]</w:t>
+        <w:br/>
+        <w:t xml:space="preserve">    fold_pipeline.fit(X_train, y_train)</w:t>
+        <w:br/>
+        <w:t xml:space="preserve">    permutation_importance(fold_pipeline, X_test, y_test, scoring='balanced_accuracy', n_repeats=30, random_state=42 + fold_index, n_jobs=-1)</w:t>
       </w:r>
     </w:p>
     <w:p/>
@@ -73,7 +83,7 @@
           <w:rFonts w:ascii="Courier New" w:hAnsi="Courier New"/>
           <w:sz w:val="16"/>
         </w:rPr>
-        <w:t>Pipeline([</w:t>
+        <w:t>best_pipeline = Pipeline([</w:t>
         <w:br/>
         <w:t xml:space="preserve">    ('prep', ColumnTransformer([</w:t>
         <w:br/>
@@ -92,9 +102,19 @@
         <w:t>])</w:t>
         <w:br/>
         <w:br/>
-        <w:t>best_pipeline.fit(X, y)</w:t>
+        <w:t>cv_splits = list(StratifiedKFold(n_splits=5, shuffle=True, random_state=42).split(X, y))</w:t>
         <w:br/>
-        <w:t>permutation_importance(best_pipeline, X, y, scoring='balanced_accuracy', n_repeats=30, random_state=42, n_jobs=-1)</w:t>
+        <w:t>for fold_index, (train_idx, test_idx) in enumerate(cv_splits):</w:t>
+        <w:br/>
+        <w:t xml:space="preserve">    fold_pipeline = clone(best_pipeline)</w:t>
+        <w:br/>
+        <w:t xml:space="preserve">    X_train, X_test = X.iloc[train_idx], X.iloc[test_idx]</w:t>
+        <w:br/>
+        <w:t xml:space="preserve">    y_train, y_test = y.iloc[train_idx], y.iloc[test_idx]</w:t>
+        <w:br/>
+        <w:t xml:space="preserve">    fold_pipeline.fit(X_train, y_train)</w:t>
+        <w:br/>
+        <w:t xml:space="preserve">    permutation_importance(fold_pipeline, X_test, y_test, scoring='balanced_accuracy', n_repeats=30, random_state=42 + fold_index, n_jobs=-1)</w:t>
       </w:r>
     </w:p>
     <w:sectPr>
